--- a/04. Hồ sơ nghiệm thu - MẪU/Phiếu chấm điểm nghiệm thu (TNLS).docx
+++ b/04. Hồ sơ nghiệm thu - MẪU/Phiếu chấm điểm nghiệm thu (TNLS).docx
@@ -704,7 +704,7 @@
           <w:szCs w:val="26"/>
           <w:lang w:val="vi-VN"/>
         </w:rPr>
-        <w:t xml:space="preserve">1. </w:t>
+        <w:t>1. Tên đề tài: {{TEN_DE_TAI}}</w:t>
       </w:r>
       <w:r>
         <w:rPr>
@@ -714,7 +714,6 @@
           <w:szCs w:val="26"/>
           <w:lang w:val="vi-VN"/>
         </w:rPr>
-        <w:t>Tên đề tài</w:t>
       </w:r>
       <w:r>
         <w:rPr>
@@ -722,7 +721,6 @@
           <w:szCs w:val="26"/>
           <w:lang w:val="vi-VN"/>
         </w:rPr>
-        <w:t xml:space="preserve">: </w:t>
       </w:r>
       <w:r>
         <w:rPr>
@@ -732,7 +730,6 @@
           <w:szCs w:val="28"/>
           <w:lang w:val="pt-PT"/>
         </w:rPr>
-        <w:t>Tên đề tài</w:t>
       </w:r>
     </w:p>
     <w:p>
@@ -760,7 +757,7 @@
           <w:szCs w:val="26"/>
           <w:lang w:val="pt-PT"/>
         </w:rPr>
-        <w:t>Chủ nhiệm đề tài</w:t>
+        <w:t>Chủ nhiệm đề tài: {{CHU_NHIEM_TEN}}</w:t>
       </w:r>
       <w:r>
         <w:rPr>
@@ -768,7 +765,6 @@
           <w:szCs w:val="26"/>
           <w:lang w:val="pt-PT"/>
         </w:rPr>
-        <w:t>:</w:t>
       </w:r>
       <w:r>
         <w:rPr>
@@ -776,7 +772,6 @@
           <w:szCs w:val="26"/>
           <w:lang w:val="pt-PT"/>
         </w:rPr>
-        <w:t xml:space="preserve"> </w:t>
       </w:r>
       <w:r>
         <w:rPr>
@@ -786,7 +781,6 @@
           <w:szCs w:val="26"/>
           <w:lang w:val="pt-PT"/>
         </w:rPr>
-        <w:t>Tên 1</w:t>
       </w:r>
     </w:p>
     <w:p>

--- a/04. Hồ sơ nghiệm thu - MẪU/Phiếu chấm điểm nghiệm thu (TNLS).docx
+++ b/04. Hồ sơ nghiệm thu - MẪU/Phiếu chấm điểm nghiệm thu (TNLS).docx
@@ -1,6 +1,6 @@
 
 <file path=word/document.xml><?xml version="1.0" encoding="utf-8"?>
-<w:document xmlns:wpc="http://schemas.microsoft.com/office/word/2010/wordprocessingCanvas" xmlns:cx="http://schemas.microsoft.com/office/drawing/2014/chartex" xmlns:cx1="http://schemas.microsoft.com/office/drawing/2015/9/8/chartex" xmlns:cx2="http://schemas.microsoft.com/office/drawing/2015/10/21/chartex" xmlns:cx3="http://schemas.microsoft.com/office/drawing/2016/5/9/chartex" xmlns:cx4="http://schemas.microsoft.com/office/drawing/2016/5/10/chartex" xmlns:cx5="http://schemas.microsoft.com/office/drawing/2016/5/11/chartex" xmlns:cx6="http://schemas.microsoft.com/office/drawing/2016/5/12/chartex" xmlns:cx7="http://schemas.microsoft.com/office/drawing/2016/5/13/chartex" xmlns:cx8="http://schemas.microsoft.com/office/drawing/2016/5/14/chartex" xmlns:mc="http://schemas.openxmlformats.org/markup-compatibility/2006" xmlns:aink="http://schemas.microsoft.com/office/drawing/2016/ink" xmlns:am3d="http://schemas.microsoft.com/office/drawing/2017/model3d" xmlns:o="urn:schemas-microsoft-com:office:office" xmlns:oel="http://schemas.microsoft.com/office/2019/extlst" xmlns:r="http://schemas.openxmlformats.org/officeDocument/2006/relationships" xmlns:m="http://schemas.openxmlformats.org/officeDocument/2006/math" xmlns:v="urn:schemas-microsoft-com:vml" xmlns:wp14="http://schemas.microsoft.com/office/word/2010/wordprocessingDrawing" xmlns:wp="http://schemas.openxmlformats.org/drawingml/2006/wordprocessingDrawing" xmlns:w10="urn:schemas-microsoft-com:office:word" xmlns:w="http://schemas.openxmlformats.org/wordprocessingml/2006/main" xmlns:w14="http://schemas.microsoft.com/office/word/2010/wordml" xmlns:w15="http://schemas.microsoft.com/office/word/2012/wordml" xmlns:w16cex="http://schemas.microsoft.com/office/word/2018/wordml/cex" xmlns:w16cid="http://schemas.microsoft.com/office/word/2016/wordml/cid" xmlns:w16="http://schemas.microsoft.com/office/word/2018/wordml" xmlns:w16sdtdh="http://schemas.microsoft.com/office/word/2020/wordml/sdtdatahash" xmlns:w16se="http://schemas.microsoft.com/office/word/2015/wordml/symex" xmlns:wpg="http://schemas.microsoft.com/office/word/2010/wordprocessingGroup" xmlns:wpi="http://schemas.microsoft.com/office/word/2010/wordprocessingInk" xmlns:wne="http://schemas.microsoft.com/office/word/2006/wordml" xmlns:wps="http://schemas.microsoft.com/office/word/2010/wordprocessingShape" mc:Ignorable="w14 w15 w16se w16cid w16 w16cex w16sdtdh wp14">
+<w:document xmlns:wpc="http://schemas.microsoft.com/office/word/2010/wordprocessingCanvas" xmlns:cx="http://schemas.microsoft.com/office/drawing/2014/chartex" xmlns:cx1="http://schemas.microsoft.com/office/drawing/2015/9/8/chartex" xmlns:cx2="http://schemas.microsoft.com/office/drawing/2015/10/21/chartex" xmlns:cx3="http://schemas.microsoft.com/office/drawing/2016/5/9/chartex" xmlns:cx4="http://schemas.microsoft.com/office/drawing/2016/5/10/chartex" xmlns:cx5="http://schemas.microsoft.com/office/drawing/2016/5/11/chartex" xmlns:cx6="http://schemas.microsoft.com/office/drawing/2016/5/12/chartex" xmlns:cx7="http://schemas.microsoft.com/office/drawing/2016/5/13/chartex" xmlns:cx8="http://schemas.microsoft.com/office/drawing/2016/5/14/chartex" xmlns:mc="http://schemas.openxmlformats.org/markup-compatibility/2006" xmlns:aink="http://schemas.microsoft.com/office/drawing/2016/ink" xmlns:am3d="http://schemas.microsoft.com/office/drawing/2017/model3d" xmlns:o="urn:schemas-microsoft-com:office:office" xmlns:oel="http://schemas.microsoft.com/office/2019/extlst" xmlns:r="http://schemas.openxmlformats.org/officeDocument/2006/relationships" xmlns:m="http://schemas.openxmlformats.org/officeDocument/2006/math" xmlns:v="urn:schemas-microsoft-com:vml" xmlns:wp14="http://schemas.microsoft.com/office/word/2010/wordprocessingDrawing" xmlns:wp="http://schemas.openxmlformats.org/drawingml/2006/wordprocessingDrawing" xmlns:w10="urn:schemas-microsoft-com:office:word" xmlns:w="http://schemas.openxmlformats.org/wordprocessingml/2006/main" xmlns:w14="http://schemas.microsoft.com/office/word/2010/wordml" xmlns:w15="http://schemas.microsoft.com/office/word/2012/wordml" xmlns:w16cex="http://schemas.microsoft.com/office/word/2018/wordml/cex" xmlns:w16cid="http://schemas.microsoft.com/office/word/2016/wordml/cid" xmlns:w16="http://schemas.microsoft.com/office/word/2018/wordml" xmlns:w16du="http://schemas.microsoft.com/office/word/2023/wordml/word16du" xmlns:w16sdtdh="http://schemas.microsoft.com/office/word/2020/wordml/sdtdatahash" xmlns:w16sdtfl="http://schemas.microsoft.com/office/word/2024/wordml/sdtformatlock" xmlns:w16se="http://schemas.microsoft.com/office/word/2015/wordml/symex" xmlns:wpg="http://schemas.microsoft.com/office/word/2010/wordprocessingGroup" xmlns:wpi="http://schemas.microsoft.com/office/word/2010/wordprocessingInk" xmlns:wne="http://schemas.microsoft.com/office/word/2006/wordml" xmlns:wps="http://schemas.microsoft.com/office/word/2010/wordprocessingShape" mc:Ignorable="w14 w15 w16se w16cid w16 w16cex w16sdtdh w16sdtfl w16du wp14">
   <w:body>
     <w:tbl>
       <w:tblPr>
@@ -13,12 +13,6 @@
         <w:gridCol w:w="5211"/>
       </w:tblGrid>
       <w:tr>
-        <w:tblPrEx>
-          <w:tblCellMar>
-            <w:top w:w="0" w:type="dxa"/>
-            <w:bottom w:w="0" w:type="dxa"/>
-          </w:tblCellMar>
-        </w:tblPrEx>
         <w:trPr>
           <w:cantSplit/>
         </w:trPr>
@@ -334,12 +328,6 @@
         </w:tc>
       </w:tr>
       <w:tr>
-        <w:tblPrEx>
-          <w:tblCellMar>
-            <w:top w:w="0" w:type="dxa"/>
-            <w:bottom w:w="0" w:type="dxa"/>
-          </w:tblCellMar>
-        </w:tblPrEx>
         <w:trPr>
           <w:cantSplit/>
         </w:trPr>
@@ -706,31 +694,6 @@
         </w:rPr>
         <w:t>1. Tên đề tài: {{TEN_DE_TAI}}</w:t>
       </w:r>
-      <w:r>
-        <w:rPr>
-          <w:b/>
-          <w:bCs/>
-          <w:sz w:val="26"/>
-          <w:szCs w:val="26"/>
-          <w:lang w:val="vi-VN"/>
-        </w:rPr>
-      </w:r>
-      <w:r>
-        <w:rPr>
-          <w:sz w:val="26"/>
-          <w:szCs w:val="26"/>
-          <w:lang w:val="vi-VN"/>
-        </w:rPr>
-      </w:r>
-      <w:r>
-        <w:rPr>
-          <w:bCs/>
-          <w:color w:val="FF0000"/>
-          <w:sz w:val="28"/>
-          <w:szCs w:val="28"/>
-          <w:lang w:val="pt-PT"/>
-        </w:rPr>
-      </w:r>
     </w:p>
     <w:p>
       <w:pPr>
@@ -758,29 +721,6 @@
           <w:lang w:val="pt-PT"/>
         </w:rPr>
         <w:t>Chủ nhiệm đề tài: {{CHU_NHIEM_TEN}}</w:t>
-      </w:r>
-      <w:r>
-        <w:rPr>
-          <w:sz w:val="26"/>
-          <w:szCs w:val="26"/>
-          <w:lang w:val="pt-PT"/>
-        </w:rPr>
-      </w:r>
-      <w:r>
-        <w:rPr>
-          <w:sz w:val="26"/>
-          <w:szCs w:val="26"/>
-          <w:lang w:val="pt-PT"/>
-        </w:rPr>
-      </w:r>
-      <w:r>
-        <w:rPr>
-          <w:iCs/>
-          <w:color w:val="FF0000"/>
-          <w:sz w:val="26"/>
-          <w:szCs w:val="26"/>
-          <w:lang w:val="pt-PT"/>
-        </w:rPr>
       </w:r>
     </w:p>
     <w:p>
@@ -1071,12 +1011,6 @@
         <w:gridCol w:w="1474"/>
       </w:tblGrid>
       <w:tr>
-        <w:tblPrEx>
-          <w:tblCellMar>
-            <w:top w:w="0" w:type="dxa"/>
-            <w:bottom w:w="0" w:type="dxa"/>
-          </w:tblCellMar>
-        </w:tblPrEx>
         <w:trPr>
           <w:trHeight w:val="762"/>
           <w:jc w:val="center"/>
@@ -1241,12 +1175,6 @@
         </w:tc>
       </w:tr>
       <w:tr>
-        <w:tblPrEx>
-          <w:tblCellMar>
-            <w:top w:w="0" w:type="dxa"/>
-            <w:bottom w:w="0" w:type="dxa"/>
-          </w:tblCellMar>
-        </w:tblPrEx>
         <w:trPr>
           <w:trHeight w:val="525"/>
           <w:jc w:val="center"/>
@@ -1393,17 +1321,7 @@
                 <w:szCs w:val="26"/>
                 <w:lang w:val="vi-VN"/>
               </w:rPr>
-              <w:t xml:space="preserve"> </w:t>
-            </w:r>
-            <w:r>
-              <w:rPr>
-                <w:i/>
-                <w:iCs/>
-                <w:sz w:val="26"/>
-                <w:szCs w:val="26"/>
-                <w:lang w:val="vi-VN"/>
-              </w:rPr>
-              <w:t xml:space="preserve">– </w:t>
+              <w:t xml:space="preserve"> – </w:t>
             </w:r>
             <w:r>
               <w:rPr>
@@ -1469,17 +1387,7 @@
                 <w:szCs w:val="26"/>
                 <w:lang w:val="vi-VN"/>
               </w:rPr>
-              <w:t xml:space="preserve"> </w:t>
-            </w:r>
-            <w:r>
-              <w:rPr>
-                <w:i/>
-                <w:iCs/>
-                <w:sz w:val="26"/>
-                <w:szCs w:val="26"/>
-                <w:lang w:val="vi-VN"/>
-              </w:rPr>
-              <w:t xml:space="preserve">– </w:t>
+              <w:t xml:space="preserve"> – </w:t>
             </w:r>
             <w:r>
               <w:rPr>
@@ -1569,12 +1477,6 @@
         </w:tc>
       </w:tr>
       <w:tr>
-        <w:tblPrEx>
-          <w:tblCellMar>
-            <w:top w:w="0" w:type="dxa"/>
-            <w:bottom w:w="0" w:type="dxa"/>
-          </w:tblCellMar>
-        </w:tblPrEx>
         <w:trPr>
           <w:trHeight w:val="909"/>
           <w:jc w:val="center"/>
@@ -1687,17 +1589,7 @@
                 <w:szCs w:val="26"/>
                 <w:lang w:val="vi-VN"/>
               </w:rPr>
-              <w:t xml:space="preserve"> </w:t>
-            </w:r>
-            <w:r>
-              <w:rPr>
-                <w:i/>
-                <w:iCs/>
-                <w:sz w:val="26"/>
-                <w:szCs w:val="26"/>
-                <w:lang w:val="vi-VN"/>
-              </w:rPr>
-              <w:t xml:space="preserve">– </w:t>
+              <w:t xml:space="preserve"> – </w:t>
             </w:r>
             <w:r>
               <w:rPr>
@@ -1753,17 +1645,7 @@
                 <w:szCs w:val="26"/>
                 <w:lang w:val="vi-VN"/>
               </w:rPr>
-              <w:t xml:space="preserve"> </w:t>
-            </w:r>
-            <w:r>
-              <w:rPr>
-                <w:i/>
-                <w:iCs/>
-                <w:sz w:val="26"/>
-                <w:szCs w:val="26"/>
-                <w:lang w:val="vi-VN"/>
-              </w:rPr>
-              <w:t xml:space="preserve">– </w:t>
+              <w:t xml:space="preserve"> – </w:t>
             </w:r>
             <w:r>
               <w:rPr>
@@ -1855,12 +1737,6 @@
         </w:tc>
       </w:tr>
       <w:tr>
-        <w:tblPrEx>
-          <w:tblCellMar>
-            <w:top w:w="0" w:type="dxa"/>
-            <w:bottom w:w="0" w:type="dxa"/>
-          </w:tblCellMar>
-        </w:tblPrEx>
         <w:trPr>
           <w:trHeight w:val="344"/>
           <w:jc w:val="center"/>
@@ -2001,12 +1877,6 @@
         </w:tc>
       </w:tr>
       <w:tr>
-        <w:tblPrEx>
-          <w:tblCellMar>
-            <w:top w:w="0" w:type="dxa"/>
-            <w:bottom w:w="0" w:type="dxa"/>
-          </w:tblCellMar>
-        </w:tblPrEx>
         <w:trPr>
           <w:trHeight w:val="411"/>
           <w:jc w:val="center"/>
@@ -2262,12 +2132,6 @@
         </w:tc>
       </w:tr>
       <w:tr>
-        <w:tblPrEx>
-          <w:tblCellMar>
-            <w:top w:w="0" w:type="dxa"/>
-            <w:bottom w:w="0" w:type="dxa"/>
-          </w:tblCellMar>
-        </w:tblPrEx>
         <w:trPr>
           <w:trHeight w:val="411"/>
           <w:jc w:val="center"/>
@@ -2424,12 +2288,6 @@
         </w:tc>
       </w:tr>
       <w:tr>
-        <w:tblPrEx>
-          <w:tblCellMar>
-            <w:top w:w="0" w:type="dxa"/>
-            <w:bottom w:w="0" w:type="dxa"/>
-          </w:tblCellMar>
-        </w:tblPrEx>
         <w:trPr>
           <w:trHeight w:val="411"/>
           <w:jc w:val="center"/>
@@ -2802,12 +2660,6 @@
         </w:tc>
       </w:tr>
       <w:tr>
-        <w:tblPrEx>
-          <w:tblCellMar>
-            <w:top w:w="0" w:type="dxa"/>
-            <w:bottom w:w="0" w:type="dxa"/>
-          </w:tblCellMar>
-        </w:tblPrEx>
         <w:trPr>
           <w:trHeight w:val="411"/>
           <w:jc w:val="center"/>
@@ -3458,12 +3310,6 @@
         <w:gridCol w:w="5097"/>
       </w:tblGrid>
       <w:tr>
-        <w:tblPrEx>
-          <w:tblCellMar>
-            <w:top w:w="0" w:type="dxa"/>
-            <w:bottom w:w="0" w:type="dxa"/>
-          </w:tblCellMar>
-        </w:tblPrEx>
         <w:tc>
           <w:tcPr>
             <w:tcW w:w="2190" w:type="pct"/>
@@ -3573,7 +3419,7 @@
 </file>
 
 <file path=word/endnotes.xml><?xml version="1.0" encoding="utf-8"?>
-<w:endnotes xmlns:wpc="http://schemas.microsoft.com/office/word/2010/wordprocessingCanvas" xmlns:cx="http://schemas.microsoft.com/office/drawing/2014/chartex" xmlns:cx1="http://schemas.microsoft.com/office/drawing/2015/9/8/chartex" xmlns:cx2="http://schemas.microsoft.com/office/drawing/2015/10/21/chartex" xmlns:cx3="http://schemas.microsoft.com/office/drawing/2016/5/9/chartex" xmlns:cx4="http://schemas.microsoft.com/office/drawing/2016/5/10/chartex" xmlns:cx5="http://schemas.microsoft.com/office/drawing/2016/5/11/chartex" xmlns:cx6="http://schemas.microsoft.com/office/drawing/2016/5/12/chartex" xmlns:cx7="http://schemas.microsoft.com/office/drawing/2016/5/13/chartex" xmlns:cx8="http://schemas.microsoft.com/office/drawing/2016/5/14/chartex" xmlns:mc="http://schemas.openxmlformats.org/markup-compatibility/2006" xmlns:aink="http://schemas.microsoft.com/office/drawing/2016/ink" xmlns:am3d="http://schemas.microsoft.com/office/drawing/2017/model3d" xmlns:o="urn:schemas-microsoft-com:office:office" xmlns:oel="http://schemas.microsoft.com/office/2019/extlst" xmlns:r="http://schemas.openxmlformats.org/officeDocument/2006/relationships" xmlns:m="http://schemas.openxmlformats.org/officeDocument/2006/math" xmlns:v="urn:schemas-microsoft-com:vml" xmlns:wp14="http://schemas.microsoft.com/office/word/2010/wordprocessingDrawing" xmlns:wp="http://schemas.openxmlformats.org/drawingml/2006/wordprocessingDrawing" xmlns:w10="urn:schemas-microsoft-com:office:word" xmlns:w="http://schemas.openxmlformats.org/wordprocessingml/2006/main" xmlns:w14="http://schemas.microsoft.com/office/word/2010/wordml" xmlns:w15="http://schemas.microsoft.com/office/word/2012/wordml" xmlns:w16cex="http://schemas.microsoft.com/office/word/2018/wordml/cex" xmlns:w16cid="http://schemas.microsoft.com/office/word/2016/wordml/cid" xmlns:w16="http://schemas.microsoft.com/office/word/2018/wordml" xmlns:w16sdtdh="http://schemas.microsoft.com/office/word/2020/wordml/sdtdatahash" xmlns:w16se="http://schemas.microsoft.com/office/word/2015/wordml/symex" xmlns:wpg="http://schemas.microsoft.com/office/word/2010/wordprocessingGroup" xmlns:wpi="http://schemas.microsoft.com/office/word/2010/wordprocessingInk" xmlns:wne="http://schemas.microsoft.com/office/word/2006/wordml" xmlns:wps="http://schemas.microsoft.com/office/word/2010/wordprocessingShape" mc:Ignorable="w14 w15 w16se w16cid w16 w16cex w16sdtdh wp14">
+<w:endnotes xmlns:wpc="http://schemas.microsoft.com/office/word/2010/wordprocessingCanvas" xmlns:cx="http://schemas.microsoft.com/office/drawing/2014/chartex" xmlns:cx1="http://schemas.microsoft.com/office/drawing/2015/9/8/chartex" xmlns:cx2="http://schemas.microsoft.com/office/drawing/2015/10/21/chartex" xmlns:cx3="http://schemas.microsoft.com/office/drawing/2016/5/9/chartex" xmlns:cx4="http://schemas.microsoft.com/office/drawing/2016/5/10/chartex" xmlns:cx5="http://schemas.microsoft.com/office/drawing/2016/5/11/chartex" xmlns:cx6="http://schemas.microsoft.com/office/drawing/2016/5/12/chartex" xmlns:cx7="http://schemas.microsoft.com/office/drawing/2016/5/13/chartex" xmlns:cx8="http://schemas.microsoft.com/office/drawing/2016/5/14/chartex" xmlns:mc="http://schemas.openxmlformats.org/markup-compatibility/2006" xmlns:aink="http://schemas.microsoft.com/office/drawing/2016/ink" xmlns:am3d="http://schemas.microsoft.com/office/drawing/2017/model3d" xmlns:o="urn:schemas-microsoft-com:office:office" xmlns:oel="http://schemas.microsoft.com/office/2019/extlst" xmlns:r="http://schemas.openxmlformats.org/officeDocument/2006/relationships" xmlns:m="http://schemas.openxmlformats.org/officeDocument/2006/math" xmlns:v="urn:schemas-microsoft-com:vml" xmlns:wp14="http://schemas.microsoft.com/office/word/2010/wordprocessingDrawing" xmlns:wp="http://schemas.openxmlformats.org/drawingml/2006/wordprocessingDrawing" xmlns:w10="urn:schemas-microsoft-com:office:word" xmlns:w="http://schemas.openxmlformats.org/wordprocessingml/2006/main" xmlns:w14="http://schemas.microsoft.com/office/word/2010/wordml" xmlns:w15="http://schemas.microsoft.com/office/word/2012/wordml" xmlns:w16cex="http://schemas.microsoft.com/office/word/2018/wordml/cex" xmlns:w16cid="http://schemas.microsoft.com/office/word/2016/wordml/cid" xmlns:w16="http://schemas.microsoft.com/office/word/2018/wordml" xmlns:w16du="http://schemas.microsoft.com/office/word/2023/wordml/word16du" xmlns:w16sdtdh="http://schemas.microsoft.com/office/word/2020/wordml/sdtdatahash" xmlns:w16sdtfl="http://schemas.microsoft.com/office/word/2024/wordml/sdtformatlock" xmlns:w16se="http://schemas.microsoft.com/office/word/2015/wordml/symex" xmlns:wpg="http://schemas.microsoft.com/office/word/2010/wordprocessingGroup" xmlns:wpi="http://schemas.microsoft.com/office/word/2010/wordprocessingInk" xmlns:wne="http://schemas.microsoft.com/office/word/2006/wordml" xmlns:wps="http://schemas.microsoft.com/office/word/2010/wordprocessingShape" mc:Ignorable="w14 w15 w16se w16cid w16 w16cex w16sdtdh w16sdtfl w16du wp14">
   <w:endnote w:type="separator" w:id="-1">
     <w:p>
       <w:r>
@@ -3592,7 +3438,7 @@
 </file>
 
 <file path=word/footer1.xml><?xml version="1.0" encoding="utf-8"?>
-<w:ftr xmlns:wpc="http://schemas.microsoft.com/office/word/2010/wordprocessingCanvas" xmlns:cx="http://schemas.microsoft.com/office/drawing/2014/chartex" xmlns:cx1="http://schemas.microsoft.com/office/drawing/2015/9/8/chartex" xmlns:cx2="http://schemas.microsoft.com/office/drawing/2015/10/21/chartex" xmlns:cx3="http://schemas.microsoft.com/office/drawing/2016/5/9/chartex" xmlns:cx4="http://schemas.microsoft.com/office/drawing/2016/5/10/chartex" xmlns:cx5="http://schemas.microsoft.com/office/drawing/2016/5/11/chartex" xmlns:cx6="http://schemas.microsoft.com/office/drawing/2016/5/12/chartex" xmlns:cx7="http://schemas.microsoft.com/office/drawing/2016/5/13/chartex" xmlns:cx8="http://schemas.microsoft.com/office/drawing/2016/5/14/chartex" xmlns:mc="http://schemas.openxmlformats.org/markup-compatibility/2006" xmlns:aink="http://schemas.microsoft.com/office/drawing/2016/ink" xmlns:am3d="http://schemas.microsoft.com/office/drawing/2017/model3d" xmlns:o="urn:schemas-microsoft-com:office:office" xmlns:oel="http://schemas.microsoft.com/office/2019/extlst" xmlns:r="http://schemas.openxmlformats.org/officeDocument/2006/relationships" xmlns:m="http://schemas.openxmlformats.org/officeDocument/2006/math" xmlns:v="urn:schemas-microsoft-com:vml" xmlns:wp14="http://schemas.microsoft.com/office/word/2010/wordprocessingDrawing" xmlns:wp="http://schemas.openxmlformats.org/drawingml/2006/wordprocessingDrawing" xmlns:w10="urn:schemas-microsoft-com:office:word" xmlns:w="http://schemas.openxmlformats.org/wordprocessingml/2006/main" xmlns:w14="http://schemas.microsoft.com/office/word/2010/wordml" xmlns:w15="http://schemas.microsoft.com/office/word/2012/wordml" xmlns:w16cex="http://schemas.microsoft.com/office/word/2018/wordml/cex" xmlns:w16cid="http://schemas.microsoft.com/office/word/2016/wordml/cid" xmlns:w16="http://schemas.microsoft.com/office/word/2018/wordml" xmlns:w16sdtdh="http://schemas.microsoft.com/office/word/2020/wordml/sdtdatahash" xmlns:w16se="http://schemas.microsoft.com/office/word/2015/wordml/symex" xmlns:wpg="http://schemas.microsoft.com/office/word/2010/wordprocessingGroup" xmlns:wpi="http://schemas.microsoft.com/office/word/2010/wordprocessingInk" xmlns:wne="http://schemas.microsoft.com/office/word/2006/wordml" xmlns:wps="http://schemas.microsoft.com/office/word/2010/wordprocessingShape" mc:Ignorable="w14 w15 w16se w16cid w16 w16cex w16sdtdh wp14">
+<w:ftr xmlns:wpc="http://schemas.microsoft.com/office/word/2010/wordprocessingCanvas" xmlns:cx="http://schemas.microsoft.com/office/drawing/2014/chartex" xmlns:cx1="http://schemas.microsoft.com/office/drawing/2015/9/8/chartex" xmlns:cx2="http://schemas.microsoft.com/office/drawing/2015/10/21/chartex" xmlns:cx3="http://schemas.microsoft.com/office/drawing/2016/5/9/chartex" xmlns:cx4="http://schemas.microsoft.com/office/drawing/2016/5/10/chartex" xmlns:cx5="http://schemas.microsoft.com/office/drawing/2016/5/11/chartex" xmlns:cx6="http://schemas.microsoft.com/office/drawing/2016/5/12/chartex" xmlns:cx7="http://schemas.microsoft.com/office/drawing/2016/5/13/chartex" xmlns:cx8="http://schemas.microsoft.com/office/drawing/2016/5/14/chartex" xmlns:mc="http://schemas.openxmlformats.org/markup-compatibility/2006" xmlns:aink="http://schemas.microsoft.com/office/drawing/2016/ink" xmlns:am3d="http://schemas.microsoft.com/office/drawing/2017/model3d" xmlns:o="urn:schemas-microsoft-com:office:office" xmlns:oel="http://schemas.microsoft.com/office/2019/extlst" xmlns:r="http://schemas.openxmlformats.org/officeDocument/2006/relationships" xmlns:m="http://schemas.openxmlformats.org/officeDocument/2006/math" xmlns:v="urn:schemas-microsoft-com:vml" xmlns:wp14="http://schemas.microsoft.com/office/word/2010/wordprocessingDrawing" xmlns:wp="http://schemas.openxmlformats.org/drawingml/2006/wordprocessingDrawing" xmlns:w10="urn:schemas-microsoft-com:office:word" xmlns:w="http://schemas.openxmlformats.org/wordprocessingml/2006/main" xmlns:w14="http://schemas.microsoft.com/office/word/2010/wordml" xmlns:w15="http://schemas.microsoft.com/office/word/2012/wordml" xmlns:w16cex="http://schemas.microsoft.com/office/word/2018/wordml/cex" xmlns:w16cid="http://schemas.microsoft.com/office/word/2016/wordml/cid" xmlns:w16="http://schemas.microsoft.com/office/word/2018/wordml" xmlns:w16du="http://schemas.microsoft.com/office/word/2023/wordml/word16du" xmlns:w16sdtdh="http://schemas.microsoft.com/office/word/2020/wordml/sdtdatahash" xmlns:w16sdtfl="http://schemas.microsoft.com/office/word/2024/wordml/sdtformatlock" xmlns:w16se="http://schemas.microsoft.com/office/word/2015/wordml/symex" xmlns:wpg="http://schemas.microsoft.com/office/word/2010/wordprocessingGroup" xmlns:wpi="http://schemas.microsoft.com/office/word/2010/wordprocessingInk" xmlns:wne="http://schemas.microsoft.com/office/word/2006/wordml" xmlns:wps="http://schemas.microsoft.com/office/word/2010/wordprocessingShape" mc:Ignorable="w14 w15 w16se w16cid w16 w16cex w16sdtdh w16sdtfl w16du wp14">
   <w:p>
     <w:pPr>
       <w:pStyle w:val="Footer"/>
@@ -3630,7 +3476,7 @@
 </file>
 
 <file path=word/footer2.xml><?xml version="1.0" encoding="utf-8"?>
-<w:ftr xmlns:wpc="http://schemas.microsoft.com/office/word/2010/wordprocessingCanvas" xmlns:cx="http://schemas.microsoft.com/office/drawing/2014/chartex" xmlns:cx1="http://schemas.microsoft.com/office/drawing/2015/9/8/chartex" xmlns:cx2="http://schemas.microsoft.com/office/drawing/2015/10/21/chartex" xmlns:cx3="http://schemas.microsoft.com/office/drawing/2016/5/9/chartex" xmlns:cx4="http://schemas.microsoft.com/office/drawing/2016/5/10/chartex" xmlns:cx5="http://schemas.microsoft.com/office/drawing/2016/5/11/chartex" xmlns:cx6="http://schemas.microsoft.com/office/drawing/2016/5/12/chartex" xmlns:cx7="http://schemas.microsoft.com/office/drawing/2016/5/13/chartex" xmlns:cx8="http://schemas.microsoft.com/office/drawing/2016/5/14/chartex" xmlns:mc="http://schemas.openxmlformats.org/markup-compatibility/2006" xmlns:aink="http://schemas.microsoft.com/office/drawing/2016/ink" xmlns:am3d="http://schemas.microsoft.com/office/drawing/2017/model3d" xmlns:o="urn:schemas-microsoft-com:office:office" xmlns:oel="http://schemas.microsoft.com/office/2019/extlst" xmlns:r="http://schemas.openxmlformats.org/officeDocument/2006/relationships" xmlns:m="http://schemas.openxmlformats.org/officeDocument/2006/math" xmlns:v="urn:schemas-microsoft-com:vml" xmlns:wp14="http://schemas.microsoft.com/office/word/2010/wordprocessingDrawing" xmlns:wp="http://schemas.openxmlformats.org/drawingml/2006/wordprocessingDrawing" xmlns:w10="urn:schemas-microsoft-com:office:word" xmlns:w="http://schemas.openxmlformats.org/wordprocessingml/2006/main" xmlns:w14="http://schemas.microsoft.com/office/word/2010/wordml" xmlns:w15="http://schemas.microsoft.com/office/word/2012/wordml" xmlns:w16cex="http://schemas.microsoft.com/office/word/2018/wordml/cex" xmlns:w16cid="http://schemas.microsoft.com/office/word/2016/wordml/cid" xmlns:w16="http://schemas.microsoft.com/office/word/2018/wordml" xmlns:w16sdtdh="http://schemas.microsoft.com/office/word/2020/wordml/sdtdatahash" xmlns:w16se="http://schemas.microsoft.com/office/word/2015/wordml/symex" xmlns:wpg="http://schemas.microsoft.com/office/word/2010/wordprocessingGroup" xmlns:wpi="http://schemas.microsoft.com/office/word/2010/wordprocessingInk" xmlns:wne="http://schemas.microsoft.com/office/word/2006/wordml" xmlns:wps="http://schemas.microsoft.com/office/word/2010/wordprocessingShape" mc:Ignorable="w14 w15 w16se w16cid w16 w16cex w16sdtdh wp14">
+<w:ftr xmlns:wpc="http://schemas.microsoft.com/office/word/2010/wordprocessingCanvas" xmlns:cx="http://schemas.microsoft.com/office/drawing/2014/chartex" xmlns:cx1="http://schemas.microsoft.com/office/drawing/2015/9/8/chartex" xmlns:cx2="http://schemas.microsoft.com/office/drawing/2015/10/21/chartex" xmlns:cx3="http://schemas.microsoft.com/office/drawing/2016/5/9/chartex" xmlns:cx4="http://schemas.microsoft.com/office/drawing/2016/5/10/chartex" xmlns:cx5="http://schemas.microsoft.com/office/drawing/2016/5/11/chartex" xmlns:cx6="http://schemas.microsoft.com/office/drawing/2016/5/12/chartex" xmlns:cx7="http://schemas.microsoft.com/office/drawing/2016/5/13/chartex" xmlns:cx8="http://schemas.microsoft.com/office/drawing/2016/5/14/chartex" xmlns:mc="http://schemas.openxmlformats.org/markup-compatibility/2006" xmlns:aink="http://schemas.microsoft.com/office/drawing/2016/ink" xmlns:am3d="http://schemas.microsoft.com/office/drawing/2017/model3d" xmlns:o="urn:schemas-microsoft-com:office:office" xmlns:oel="http://schemas.microsoft.com/office/2019/extlst" xmlns:r="http://schemas.openxmlformats.org/officeDocument/2006/relationships" xmlns:m="http://schemas.openxmlformats.org/officeDocument/2006/math" xmlns:v="urn:schemas-microsoft-com:vml" xmlns:wp14="http://schemas.microsoft.com/office/word/2010/wordprocessingDrawing" xmlns:wp="http://schemas.openxmlformats.org/drawingml/2006/wordprocessingDrawing" xmlns:w10="urn:schemas-microsoft-com:office:word" xmlns:w="http://schemas.openxmlformats.org/wordprocessingml/2006/main" xmlns:w14="http://schemas.microsoft.com/office/word/2010/wordml" xmlns:w15="http://schemas.microsoft.com/office/word/2012/wordml" xmlns:w16cex="http://schemas.microsoft.com/office/word/2018/wordml/cex" xmlns:w16cid="http://schemas.microsoft.com/office/word/2016/wordml/cid" xmlns:w16="http://schemas.microsoft.com/office/word/2018/wordml" xmlns:w16du="http://schemas.microsoft.com/office/word/2023/wordml/word16du" xmlns:w16sdtdh="http://schemas.microsoft.com/office/word/2020/wordml/sdtdatahash" xmlns:w16sdtfl="http://schemas.microsoft.com/office/word/2024/wordml/sdtformatlock" xmlns:w16se="http://schemas.microsoft.com/office/word/2015/wordml/symex" xmlns:wpg="http://schemas.microsoft.com/office/word/2010/wordprocessingGroup" xmlns:wpi="http://schemas.microsoft.com/office/word/2010/wordprocessingInk" xmlns:wne="http://schemas.microsoft.com/office/word/2006/wordml" xmlns:wps="http://schemas.microsoft.com/office/word/2010/wordprocessingShape" mc:Ignorable="w14 w15 w16se w16cid w16 w16cex w16sdtdh w16sdtfl w16du wp14">
   <w:p>
     <w:pPr>
       <w:pStyle w:val="Footer"/>
@@ -3641,7 +3487,7 @@
 </file>
 
 <file path=word/footnotes.xml><?xml version="1.0" encoding="utf-8"?>
-<w:footnotes xmlns:wpc="http://schemas.microsoft.com/office/word/2010/wordprocessingCanvas" xmlns:cx="http://schemas.microsoft.com/office/drawing/2014/chartex" xmlns:cx1="http://schemas.microsoft.com/office/drawing/2015/9/8/chartex" xmlns:cx2="http://schemas.microsoft.com/office/drawing/2015/10/21/chartex" xmlns:cx3="http://schemas.microsoft.com/office/drawing/2016/5/9/chartex" xmlns:cx4="http://schemas.microsoft.com/office/drawing/2016/5/10/chartex" xmlns:cx5="http://schemas.microsoft.com/office/drawing/2016/5/11/chartex" xmlns:cx6="http://schemas.microsoft.com/office/drawing/2016/5/12/chartex" xmlns:cx7="http://schemas.microsoft.com/office/drawing/2016/5/13/chartex" xmlns:cx8="http://schemas.microsoft.com/office/drawing/2016/5/14/chartex" xmlns:mc="http://schemas.openxmlformats.org/markup-compatibility/2006" xmlns:aink="http://schemas.microsoft.com/office/drawing/2016/ink" xmlns:am3d="http://schemas.microsoft.com/office/drawing/2017/model3d" xmlns:o="urn:schemas-microsoft-com:office:office" xmlns:oel="http://schemas.microsoft.com/office/2019/extlst" xmlns:r="http://schemas.openxmlformats.org/officeDocument/2006/relationships" xmlns:m="http://schemas.openxmlformats.org/officeDocument/2006/math" xmlns:v="urn:schemas-microsoft-com:vml" xmlns:wp14="http://schemas.microsoft.com/office/word/2010/wordprocessingDrawing" xmlns:wp="http://schemas.openxmlformats.org/drawingml/2006/wordprocessingDrawing" xmlns:w10="urn:schemas-microsoft-com:office:word" xmlns:w="http://schemas.openxmlformats.org/wordprocessingml/2006/main" xmlns:w14="http://schemas.microsoft.com/office/word/2010/wordml" xmlns:w15="http://schemas.microsoft.com/office/word/2012/wordml" xmlns:w16cex="http://schemas.microsoft.com/office/word/2018/wordml/cex" xmlns:w16cid="http://schemas.microsoft.com/office/word/2016/wordml/cid" xmlns:w16="http://schemas.microsoft.com/office/word/2018/wordml" xmlns:w16sdtdh="http://schemas.microsoft.com/office/word/2020/wordml/sdtdatahash" xmlns:w16se="http://schemas.microsoft.com/office/word/2015/wordml/symex" xmlns:wpg="http://schemas.microsoft.com/office/word/2010/wordprocessingGroup" xmlns:wpi="http://schemas.microsoft.com/office/word/2010/wordprocessingInk" xmlns:wne="http://schemas.microsoft.com/office/word/2006/wordml" xmlns:wps="http://schemas.microsoft.com/office/word/2010/wordprocessingShape" mc:Ignorable="w14 w15 w16se w16cid w16 w16cex w16sdtdh wp14">
+<w:footnotes xmlns:wpc="http://schemas.microsoft.com/office/word/2010/wordprocessingCanvas" xmlns:cx="http://schemas.microsoft.com/office/drawing/2014/chartex" xmlns:cx1="http://schemas.microsoft.com/office/drawing/2015/9/8/chartex" xmlns:cx2="http://schemas.microsoft.com/office/drawing/2015/10/21/chartex" xmlns:cx3="http://schemas.microsoft.com/office/drawing/2016/5/9/chartex" xmlns:cx4="http://schemas.microsoft.com/office/drawing/2016/5/10/chartex" xmlns:cx5="http://schemas.microsoft.com/office/drawing/2016/5/11/chartex" xmlns:cx6="http://schemas.microsoft.com/office/drawing/2016/5/12/chartex" xmlns:cx7="http://schemas.microsoft.com/office/drawing/2016/5/13/chartex" xmlns:cx8="http://schemas.microsoft.com/office/drawing/2016/5/14/chartex" xmlns:mc="http://schemas.openxmlformats.org/markup-compatibility/2006" xmlns:aink="http://schemas.microsoft.com/office/drawing/2016/ink" xmlns:am3d="http://schemas.microsoft.com/office/drawing/2017/model3d" xmlns:o="urn:schemas-microsoft-com:office:office" xmlns:oel="http://schemas.microsoft.com/office/2019/extlst" xmlns:r="http://schemas.openxmlformats.org/officeDocument/2006/relationships" xmlns:m="http://schemas.openxmlformats.org/officeDocument/2006/math" xmlns:v="urn:schemas-microsoft-com:vml" xmlns:wp14="http://schemas.microsoft.com/office/word/2010/wordprocessingDrawing" xmlns:wp="http://schemas.openxmlformats.org/drawingml/2006/wordprocessingDrawing" xmlns:w10="urn:schemas-microsoft-com:office:word" xmlns:w="http://schemas.openxmlformats.org/wordprocessingml/2006/main" xmlns:w14="http://schemas.microsoft.com/office/word/2010/wordml" xmlns:w15="http://schemas.microsoft.com/office/word/2012/wordml" xmlns:w16cex="http://schemas.microsoft.com/office/word/2018/wordml/cex" xmlns:w16cid="http://schemas.microsoft.com/office/word/2016/wordml/cid" xmlns:w16="http://schemas.microsoft.com/office/word/2018/wordml" xmlns:w16du="http://schemas.microsoft.com/office/word/2023/wordml/word16du" xmlns:w16sdtdh="http://schemas.microsoft.com/office/word/2020/wordml/sdtdatahash" xmlns:w16sdtfl="http://schemas.microsoft.com/office/word/2024/wordml/sdtformatlock" xmlns:w16se="http://schemas.microsoft.com/office/word/2015/wordml/symex" xmlns:wpg="http://schemas.microsoft.com/office/word/2010/wordprocessingGroup" xmlns:wpi="http://schemas.microsoft.com/office/word/2010/wordprocessingInk" xmlns:wne="http://schemas.microsoft.com/office/word/2006/wordml" xmlns:wps="http://schemas.microsoft.com/office/word/2010/wordprocessingShape" mc:Ignorable="w14 w15 w16se w16cid w16 w16cex w16sdtdh w16sdtfl w16du wp14">
   <w:footnote w:type="separator" w:id="-1">
     <w:p>
       <w:r>
@@ -3660,7 +3506,7 @@
 </file>
 
 <file path=word/numbering.xml><?xml version="1.0" encoding="utf-8"?>
-<w:numbering xmlns:wpc="http://schemas.microsoft.com/office/word/2010/wordprocessingCanvas" xmlns:cx="http://schemas.microsoft.com/office/drawing/2014/chartex" xmlns:cx1="http://schemas.microsoft.com/office/drawing/2015/9/8/chartex" xmlns:cx2="http://schemas.microsoft.com/office/drawing/2015/10/21/chartex" xmlns:cx3="http://schemas.microsoft.com/office/drawing/2016/5/9/chartex" xmlns:cx4="http://schemas.microsoft.com/office/drawing/2016/5/10/chartex" xmlns:cx5="http://schemas.microsoft.com/office/drawing/2016/5/11/chartex" xmlns:cx6="http://schemas.microsoft.com/office/drawing/2016/5/12/chartex" xmlns:cx7="http://schemas.microsoft.com/office/drawing/2016/5/13/chartex" xmlns:cx8="http://schemas.microsoft.com/office/drawing/2016/5/14/chartex" xmlns:mc="http://schemas.openxmlformats.org/markup-compatibility/2006" xmlns:aink="http://schemas.microsoft.com/office/drawing/2016/ink" xmlns:am3d="http://schemas.microsoft.com/office/drawing/2017/model3d" xmlns:o="urn:schemas-microsoft-com:office:office" xmlns:oel="http://schemas.microsoft.com/office/2019/extlst" xmlns:r="http://schemas.openxmlformats.org/officeDocument/2006/relationships" xmlns:m="http://schemas.openxmlformats.org/officeDocument/2006/math" xmlns:v="urn:schemas-microsoft-com:vml" xmlns:wp14="http://schemas.microsoft.com/office/word/2010/wordprocessingDrawing" xmlns:wp="http://schemas.openxmlformats.org/drawingml/2006/wordprocessingDrawing" xmlns:w10="urn:schemas-microsoft-com:office:word" xmlns:w="http://schemas.openxmlformats.org/wordprocessingml/2006/main" xmlns:w14="http://schemas.microsoft.com/office/word/2010/wordml" xmlns:w15="http://schemas.microsoft.com/office/word/2012/wordml" xmlns:w16cex="http://schemas.microsoft.com/office/word/2018/wordml/cex" xmlns:w16cid="http://schemas.microsoft.com/office/word/2016/wordml/cid" xmlns:w16="http://schemas.microsoft.com/office/word/2018/wordml" xmlns:w16sdtdh="http://schemas.microsoft.com/office/word/2020/wordml/sdtdatahash" xmlns:w16se="http://schemas.microsoft.com/office/word/2015/wordml/symex" xmlns:wpg="http://schemas.microsoft.com/office/word/2010/wordprocessingGroup" xmlns:wpi="http://schemas.microsoft.com/office/word/2010/wordprocessingInk" xmlns:wne="http://schemas.microsoft.com/office/word/2006/wordml" xmlns:wps="http://schemas.microsoft.com/office/word/2010/wordprocessingShape" mc:Ignorable="w14 w15 w16se w16cid w16 w16cex w16sdtdh wp14">
+<w:numbering xmlns:wpc="http://schemas.microsoft.com/office/word/2010/wordprocessingCanvas" xmlns:cx="http://schemas.microsoft.com/office/drawing/2014/chartex" xmlns:cx1="http://schemas.microsoft.com/office/drawing/2015/9/8/chartex" xmlns:cx2="http://schemas.microsoft.com/office/drawing/2015/10/21/chartex" xmlns:cx3="http://schemas.microsoft.com/office/drawing/2016/5/9/chartex" xmlns:cx4="http://schemas.microsoft.com/office/drawing/2016/5/10/chartex" xmlns:cx5="http://schemas.microsoft.com/office/drawing/2016/5/11/chartex" xmlns:cx6="http://schemas.microsoft.com/office/drawing/2016/5/12/chartex" xmlns:cx7="http://schemas.microsoft.com/office/drawing/2016/5/13/chartex" xmlns:cx8="http://schemas.microsoft.com/office/drawing/2016/5/14/chartex" xmlns:mc="http://schemas.openxmlformats.org/markup-compatibility/2006" xmlns:aink="http://schemas.microsoft.com/office/drawing/2016/ink" xmlns:am3d="http://schemas.microsoft.com/office/drawing/2017/model3d" xmlns:o="urn:schemas-microsoft-com:office:office" xmlns:oel="http://schemas.microsoft.com/office/2019/extlst" xmlns:r="http://schemas.openxmlformats.org/officeDocument/2006/relationships" xmlns:m="http://schemas.openxmlformats.org/officeDocument/2006/math" xmlns:v="urn:schemas-microsoft-com:vml" xmlns:wp14="http://schemas.microsoft.com/office/word/2010/wordprocessingDrawing" xmlns:wp="http://schemas.openxmlformats.org/drawingml/2006/wordprocessingDrawing" xmlns:w10="urn:schemas-microsoft-com:office:word" xmlns:w="http://schemas.openxmlformats.org/wordprocessingml/2006/main" xmlns:w14="http://schemas.microsoft.com/office/word/2010/wordml" xmlns:w15="http://schemas.microsoft.com/office/word/2012/wordml" xmlns:w16cex="http://schemas.microsoft.com/office/word/2018/wordml/cex" xmlns:w16cid="http://schemas.microsoft.com/office/word/2016/wordml/cid" xmlns:w16="http://schemas.microsoft.com/office/word/2018/wordml" xmlns:w16du="http://schemas.microsoft.com/office/word/2023/wordml/word16du" xmlns:w16sdtdh="http://schemas.microsoft.com/office/word/2020/wordml/sdtdatahash" xmlns:w16sdtfl="http://schemas.microsoft.com/office/word/2024/wordml/sdtformatlock" xmlns:w16se="http://schemas.microsoft.com/office/word/2015/wordml/symex" xmlns:wpg="http://schemas.microsoft.com/office/word/2010/wordprocessingGroup" xmlns:wpi="http://schemas.microsoft.com/office/word/2010/wordprocessingInk" xmlns:wne="http://schemas.microsoft.com/office/word/2006/wordml" xmlns:wps="http://schemas.microsoft.com/office/word/2010/wordprocessingShape" mc:Ignorable="w14 w15 w16se w16cid w16 w16cex w16sdtdh w16sdtfl w16du wp14">
   <w:abstractNum w:abstractNumId="0" w15:restartNumberingAfterBreak="0">
     <w:nsid w:val="195A56AD"/>
     <w:multiLevelType w:val="singleLevel"/>
@@ -4059,7 +3905,7 @@
 </file>
 
 <file path=word/styles.xml><?xml version="1.0" encoding="utf-8"?>
-<w:styles xmlns:mc="http://schemas.openxmlformats.org/markup-compatibility/2006" xmlns:r="http://schemas.openxmlformats.org/officeDocument/2006/relationships" xmlns:w="http://schemas.openxmlformats.org/wordprocessingml/2006/main" xmlns:w14="http://schemas.microsoft.com/office/word/2010/wordml" xmlns:w15="http://schemas.microsoft.com/office/word/2012/wordml" xmlns:w16cex="http://schemas.microsoft.com/office/word/2018/wordml/cex" xmlns:w16cid="http://schemas.microsoft.com/office/word/2016/wordml/cid" xmlns:w16="http://schemas.microsoft.com/office/word/2018/wordml" xmlns:w16sdtdh="http://schemas.microsoft.com/office/word/2020/wordml/sdtdatahash" xmlns:w16se="http://schemas.microsoft.com/office/word/2015/wordml/symex" mc:Ignorable="w14 w15 w16se w16cid w16 w16cex w16sdtdh">
+<w:styles xmlns:mc="http://schemas.openxmlformats.org/markup-compatibility/2006" xmlns:r="http://schemas.openxmlformats.org/officeDocument/2006/relationships" xmlns:w="http://schemas.openxmlformats.org/wordprocessingml/2006/main" xmlns:w14="http://schemas.microsoft.com/office/word/2010/wordml" xmlns:w15="http://schemas.microsoft.com/office/word/2012/wordml" xmlns:w16cex="http://schemas.microsoft.com/office/word/2018/wordml/cex" xmlns:w16cid="http://schemas.microsoft.com/office/word/2016/wordml/cid" xmlns:w16="http://schemas.microsoft.com/office/word/2018/wordml" xmlns:w16du="http://schemas.microsoft.com/office/word/2023/wordml/word16du" xmlns:w16sdtdh="http://schemas.microsoft.com/office/word/2020/wordml/sdtdatahash" xmlns:w16sdtfl="http://schemas.microsoft.com/office/word/2024/wordml/sdtformatlock" xmlns:w16se="http://schemas.microsoft.com/office/word/2015/wordml/symex" mc:Ignorable="w14 w15 w16se w16cid w16 w16cex w16sdtdh w16sdtfl w16du">
   <w:docDefaults>
     <w:rPrDefault>
       <w:rPr>
@@ -4533,7 +4379,6 @@
     <w:uiPriority w:val="99"/>
     <w:semiHidden/>
     <w:unhideWhenUsed/>
-    <w:qFormat/>
     <w:tblPr>
       <w:tblInd w:w="0" w:type="dxa"/>
       <w:tblCellMar>

--- a/04. Hồ sơ nghiệm thu - MẪU/Phiếu chấm điểm nghiệm thu (TNLS).docx
+++ b/04. Hồ sơ nghiệm thu - MẪU/Phiếu chấm điểm nghiệm thu (TNLS).docx
@@ -746,7 +746,7 @@
           <w:sz w:val="26"/>
           <w:szCs w:val="26"/>
         </w:rPr>
-        <w:t xml:space="preserve">Đồng chủ nhiệm: </w:t>
+        <w:t>Đồng chủ nhiệm: {{DONG_CHU_NHIEM_TEN}}</w:t>
       </w:r>
       <w:r>
         <w:rPr>
@@ -755,7 +755,7 @@
           <w:sz w:val="26"/>
           <w:szCs w:val="26"/>
         </w:rPr>
-        <w:t xml:space="preserve">Tên 2 </w:t>
+        <w:t xml:space="preserve"> </w:t>
       </w:r>
     </w:p>
     <w:p>
